--- a/companies/hollowell-ip/Engagements/Middleton, Sullivan and Wiley/2020.09.17 - Status Report - Middleton, Sullivan and Wiley v2 FINAL.docx
+++ b/companies/hollowell-ip/Engagements/Middleton, Sullivan and Wiley/2020.09.17 - Status Report - Middleton, Sullivan and Wiley v2 FINAL.docx
@@ -4,12 +4,9 @@
   <w:body>
     <w:p>
       <w:r>
-        <w:t>Privileged and confidential. Attorney work product. Prepared for Middleton, Sullivan and Wiley at the direction of counsel.</w:t>
-      </w:r>
-    </w:p>
-    <w:p>
-      <w:r>
-        <w:t>Prepared by: Richard Henderson, Patent Agent, Prosecution. Reviewed by Heather Munoz, Partner, before issue.</w:t>
+        <w:t>Matter: Freedom-to-Operate Analysis for Middleton, Sullivan and Wiley</w:t>
+        <w:br/>
+        <w:t>Prepared by Richard Henderson, Patent Agent, Hollowell Patent Group</w:t>
       </w:r>
     </w:p>
     <w:p>
@@ -17,22 +14,17 @@
         <w:pStyle w:val="Heading2"/>
       </w:pPr>
       <w:r>
-        <w:t>Status Summary</w:t>
+        <w:t>Where we stand</w:t>
       </w:r>
     </w:p>
     <w:p>
       <w:r>
-        <w:t>The freedom-to-operate analysis for Middleton, Sullivan and Wiley is at roughly its midpoint and is on schedule. The matter is running against its fixed fee of $113,500, and the effort recorded to date is approximately half of what that fee contemplates, which is where it should be at this point. No conclusion on infringement is stated in this report and none should be read into it. This report describes work performed, not results reached.</w:t>
+        <w:t>The analysis is on schedule and inside its budget, and we have moved from searching into reading. The searches on the features Middleton, Sullivan and Wiley asked us to clear are complete, the reference set is stable, and the claim charts are underway. We have not reached any conclusion on risk yet, and I want to be plain that we will not report one until the reading behind it is finished. This report is a picture of the work, not an opinion on it.</w:t>
       </w:r>
     </w:p>
     <w:p>
       <w:r>
-        <w:t>One item is behind, and it is not ours. The device description we are clearing is confirmed for the housing and is not confirmed for the disposable element. We have charted the housing. We have not charted the disposable element and will not, because charting against an unconfirmed description produces an opinion about a product nobody ships. Written confirmation of the disposable element is the single item on the critical path.</w:t>
-      </w:r>
-    </w:p>
-    <w:p>
-      <w:r>
-        <w:t>The scope of this engagement is unchanged from the engagement letter. We are clearing the device as described to us against unexpired United States claims. We are not opining on validity, we are not clearing any jurisdiction outside the United States, and we are not monitoring applications that publish after the cutoff. Each of those has come up in conversation during this period, and in each instance the answer has been that it is separate work requiring its own letter. I record that here so the boundary is documented rather than remembered.</w:t>
+        <w:t>We are about at the midpoint of the engagement, and the work is where it should be for that. The searching, which is the front half, is done. The reading and the written opinion are the back half, and the reading is now underway. The families divide the work cleanly, so progress from here is countable: each family gets charted, then reviewed, then folded into the opinion.</w:t>
       </w:r>
     </w:p>
     <w:p>
@@ -40,7 +32,17 @@
         <w:pStyle w:val="Heading2"/>
       </w:pPr>
       <w:r>
-        <w:t>Accomplishments This Period</w:t>
+        <w:t>Completed since the last report</w:t>
+      </w:r>
+    </w:p>
+    <w:p>
+      <w:r>
+        <w:t>The searching is done for the priority families. Kelly Snyder ran the United States searches to the scope we set at the front, pulled the patents and published applications that read on the identified features, and has kept the reference set current as later searches added to it. The set is now stable enough to read against, which is the milestone this period was built around. We recorded the search terms and the classes we ran, so the coverage is on the record and can be checked, not carried in anyone's memory.</w:t>
+      </w:r>
+    </w:p>
+    <w:p>
+      <w:r>
+        <w:t>The claim reading has started. I have begun charting the claims of the first family against the product descriptions, element by element, and Heather Munoz has reviewed that first family's charts family by family, in the structured pass she runs on work of this kind. Anything in the charts that touches infringement or validity goes to her rather than being characterized by me or by Kelly Snyder, so the conclusions stay with the partner who signs them. A chart maps each element of a claim against the corresponding part of the product, so a reference either reads on the product element by element or it does not, and the chart shows which.</w:t>
       </w:r>
     </w:p>
     <w:p>
@@ -48,7 +50,7 @@
         <w:pStyle w:val="ListBullet"/>
       </w:pPr>
       <w:r>
-        <w:t>Consolidated the intake materials, which described the product inconsistently, into one element-by-element description, and obtained written confirmation of the housing portion.</w:t>
+        <w:t>United States searches on the priority families, complete.</w:t>
       </w:r>
     </w:p>
     <w:p>
@@ -56,7 +58,7 @@
         <w:pStyle w:val="ListBullet"/>
       </w:pPr>
       <w:r>
-        <w:t>Developed and executed the search. The strategy and the cutoff were set by Heather Munoz and are recorded. A second pass was run against a classification the first did not reach, on my judgment that the first result set was thinner than the technology warranted.</w:t>
+        <w:t>Reference set stable and current through the latest searches.</w:t>
       </w:r>
     </w:p>
     <w:p>
@@ -64,7 +66,7 @@
         <w:pStyle w:val="ListBullet"/>
       </w:pPr>
       <w:r>
-        <w:t>Charted the material references against the confirmed portion of the description. One chart per claim, element against element, with the assumption each conclusion depends on written on the face of the chart and logged separately.</w:t>
+        <w:t>Claim charts underway, starting with the first family, element by element.</w:t>
       </w:r>
     </w:p>
     <w:p>
@@ -72,23 +74,7 @@
         <w:pStyle w:val="ListBullet"/>
       </w:pPr>
       <w:r>
-        <w:t>Kelly Snyder completed the prosecution histories for the charted references and identified an amendment narrowing the element at issue, together with the applicant's stated reason for it. This bears directly on the construction and was not apparent from the claims alone.</w:t>
-      </w:r>
-    </w:p>
-    <w:p>
-      <w:pPr>
-        <w:pStyle w:val="ListBullet"/>
-      </w:pPr>
-      <w:r>
-        <w:t>Held a working session with the client at which the open construction question was described plainly and the remaining work scoped against it.</w:t>
-      </w:r>
-    </w:p>
-    <w:p>
-      <w:pPr>
-        <w:pStyle w:val="ListBullet"/>
-      </w:pPr>
-      <w:r>
-        <w:t>Docketed the checkpoints for the remaining phases at the point they were agreed, and confirmed them back to the file. No date in this matter is carried in anyone's calendar alone.</w:t>
+        <w:t>Partner review of the first family's charts, complete.</w:t>
       </w:r>
     </w:p>
     <w:p>
@@ -96,47 +82,12 @@
         <w:pStyle w:val="Heading2"/>
       </w:pPr>
       <w:r>
-        <w:t>Upcoming Work</w:t>
+        <w:t>The next stretch</w:t>
       </w:r>
     </w:p>
     <w:p>
-      <w:pPr>
-        <w:pStyle w:val="ListBullet"/>
-      </w:pPr>
       <w:r>
-        <w:t>Chart the disposable element on receipt of written confirmation of its description. The charting itself is not long; waiting for the confirmation is.</w:t>
-      </w:r>
-    </w:p>
-    <w:p>
-      <w:pPr>
-        <w:pStyle w:val="ListBullet"/>
-      </w:pPr>
-      <w:r>
-        <w:t>Kelly Snyder to complete the prosecution history estoppel analysis on the narrowed element.</w:t>
-      </w:r>
-    </w:p>
-    <w:p>
-      <w:pPr>
-        <w:pStyle w:val="ListBullet"/>
-      </w:pPr>
-      <w:r>
-        <w:t>Heather Munoz to fix a construction position for the disputed element or record why it remains open. She writes and signs the memorandum; I do not.</w:t>
-      </w:r>
-    </w:p>
-    <w:p>
-      <w:pPr>
-        <w:pStyle w:val="ListBullet"/>
-      </w:pPr>
-      <w:r>
-        <w:t>Draft the memorandum, stating the search performed, the cutoff, and the assumptions ahead of any conclusion.</w:t>
-      </w:r>
-    </w:p>
-    <w:p>
-      <w:pPr>
-        <w:pStyle w:val="ListBullet"/>
-      </w:pPr>
-      <w:r>
-        <w:t>A client review session on the draft before it issues, so that any factual error about the device is corrected while it is still cheap to correct.</w:t>
+        <w:t>Three things carry the work from here. Kelly Snyder and I finish charting the remaining families against the same scope. Heather Munoz reviews each family's charts as it comes ready, so the review runs alongside the charting instead of waiting for all of it. When the charts and the reviews are complete, Heather Munoz begins the written freedom-to-operate opinion that carries the conclusions, and that opinion is the deliverable this engagement is built to produce. The opinion follows the families, states plainly what it covers and what it does not, and hedges where the record is close instead of resolving a question more firmly than the searching supports.</w:t>
       </w:r>
     </w:p>
     <w:p>
@@ -144,44 +95,30 @@
         <w:pStyle w:val="Heading2"/>
       </w:pPr>
       <w:r>
-        <w:t>Risks</w:t>
+        <w:t>Budget</w:t>
+      </w:r>
+    </w:p>
+    <w:p>
+      <w:r>
+        <w:t>The engagement is a fixed fee of $113,500, set at the outset so that Middleton, Sullivan and Wiley can put a question to us without watching a clock. The work is inside that fee and we expect it to stay there. The fee covers the searching, the analysis, and one written opinion; work outside it, such as an infringement or validity opinion on a single patent or an extension to markets outside the United States, we would scope and quote before starting, and none of that is in front of us now.</w:t>
       </w:r>
     </w:p>
     <w:p>
       <w:pPr>
-        <w:pStyle w:val="ListBullet"/>
+        <w:pStyle w:val="Heading2"/>
       </w:pPr>
       <w:r>
-        <w:t>Unconfirmed device description. If confirmation of the disposable element keeps slipping, the charting slips with it and the drafting slips behind that. This is the risk most likely to consume the remaining schedule, and we cannot retire it ourselves.</w:t>
-      </w:r>
-    </w:p>
-    <w:p>
-      <w:pPr>
-        <w:pStyle w:val="ListBullet"/>
-      </w:pPr>
-      <w:r>
-        <w:t>Open construction question. If the estoppel analysis does not resolve the disputed element, the memorandum will carry a qualified conclusion on that element rather than a clean one. That is an outcome and not a failure. Where the record supports a qualified conclusion, the qualified conclusion is the accurate one.</w:t>
-      </w:r>
-    </w:p>
-    <w:p>
-      <w:pPr>
-        <w:pStyle w:val="ListBullet"/>
-      </w:pPr>
-      <w:r>
-        <w:t>Design change. This analysis describes the device as confirmed to us. Any change to a charted element makes the corresponding chart obsolete. We have asked to be told of changes; we have no means of detecting one.</w:t>
-      </w:r>
-    </w:p>
-    <w:p>
-      <w:pPr>
-        <w:pStyle w:val="ListBullet"/>
-      </w:pPr>
-      <w:r>
-        <w:t>Fee. The fixed fee of $113,500 covers the scope stated in the engagement letter. Charting a second or revised device description falls outside that scope, and we would say so in writing before doing the work rather than after.</w:t>
+        <w:t>Risks and watch items</w:t>
       </w:r>
     </w:p>
     <w:p>
       <w:r>
-        <w:t>Three assumptions underlie this report. That the confirmed housing description is the released design. That the cutoff set at the outset still applies. That the disposable element, when confirmed, is the one described in the bill of materials we hold. If any of the three is wrong, the status stated above is wrong with it, and I would rather you read the assumptions than the summary.</w:t>
+        <w:t>Two things are worth watching. The first is the product. This analysis is only as good as the descriptions it runs against, so if anything Middleton, Sullivan and Wiley is taking to market changes from what we scoped, tell us early and we will fold it in before it becomes a gap in the opinion. The second is the references that sit close. A handful of them are near enough to the claims that Heather Munoz will want a careful read rather than a quick one, and a careful read is the right call on a freedom-to-operate question.</w:t>
+      </w:r>
+    </w:p>
+    <w:p>
+      <w:r>
+        <w:t>On dates, the docket is current and every date tied to this matter is on it. Kelly Snyder owns that file, and nothing on this engagement is tracked in anyone's private notes. A missed date is the one mistake this firm does not absorb, so the docket is checked, not assumed.</w:t>
       </w:r>
     </w:p>
     <w:sectPr>
